--- a/rapports/2026-06-06/EQ10/EQ10_sup_v2/DR_081203020002/18-20-16-55.docx
+++ b/rapports/2026-06-06/EQ10/EQ10_sup_v2/DR_081203020002/18-20-16-55.docx
@@ -297,7 +297,7 @@
           <w:color w:val="1F6FEB"/>
           <w:sz w:val="22"/>
         </w:rPr>
-        <w:t>⚠ INCOHÉRENCES À CORRIGER (61)</w:t>
+        <w:t>⚠ INCOHÉRENCES À CORRIGER (57)</w:t>
       </w:r>
     </w:p>
     <w:tbl>
@@ -454,7 +454,7 @@
                 <w:color w:val="16A34A"/>
                 <w:sz w:val="16"/>
               </w:rPr>
-              <w:t>s01q39</w:t>
+              <w:t>s01q00b</w:t>
             </w:r>
           </w:p>
         </w:tc>
@@ -485,7 +485,7 @@
                 <w:i w:val="0"/>
                 <w:sz w:val="17"/>
               </w:rPr>
-              <w:t>Incoherence! Bity Gueye dispose d'un téléphone portable à s01q39, donc la raison évoquée ne peut pas être (ne dispose pas d'appareil).</w:t>
+              <w:t>incoherent! Il manque des informations non renseignées (1 question(s) de  fatou Seck) , prière de renseigner toutes les questions liées à  fatou Seck .</w:t>
             </w:r>
           </w:p>
         </w:tc>
@@ -544,7 +544,7 @@
                 <w:color w:val="16A34A"/>
                 <w:sz w:val="16"/>
               </w:rPr>
-              <w:t>s01q00b</w:t>
+              <w:t>s01q39</w:t>
             </w:r>
           </w:p>
         </w:tc>
@@ -575,7 +575,7 @@
                 <w:i w:val="0"/>
                 <w:sz w:val="17"/>
               </w:rPr>
-              <w:t>incoherent! Il manque des informations non renseignées (1 question(s) de  fatou Seck) , prière de renseigner toutes les questions liées à  fatou Seck .</w:t>
+              <w:t>Incoherence! Bity Gueye dispose d'un téléphone portable à s01q39, donc la raison évoquée ne peut pas être (ne dispose pas d'appareil).</w:t>
             </w:r>
           </w:p>
         </w:tc>
@@ -1264,7 +1264,7 @@
                 <w:color w:val="16A34A"/>
                 <w:sz w:val="16"/>
               </w:rPr>
-              <w:t>s00q27, s01q03a, s01q03b, s01q03c, s01q00b</w:t>
+              <w:t>s1q05</w:t>
             </w:r>
           </w:p>
         </w:tc>
@@ -1295,7 +1295,7 @@
                 <w:i w:val="0"/>
                 <w:sz w:val="17"/>
               </w:rPr>
-              <w:t>Les informations sur l'acte de naissance (ni Jours, ni mois et ni années) de  Bity Gueye  manquent, s'il vous plait pouvez-vous fournir d'effort pour avoir ces informations.</w:t>
+              <w:t>Attention! Il ne devrait pas avoir NC parmis les modalité de la variable s1q05.</w:t>
             </w:r>
           </w:p>
         </w:tc>
@@ -1354,7 +1354,7 @@
                 <w:color w:val="16A34A"/>
                 <w:sz w:val="16"/>
               </w:rPr>
-              <w:t>s1q05</w:t>
+              <w:t>—</w:t>
             </w:r>
           </w:p>
         </w:tc>
@@ -1385,7 +1385,7 @@
                 <w:i w:val="0"/>
                 <w:sz w:val="17"/>
               </w:rPr>
-              <w:t>Attention! Il ne devrait pas avoir NC parmis les modalité de la variable s1q05.</w:t>
+              <w:t>Soit Lahat fall dispose d'un acte de naissance soit n'en dispose pas.</w:t>
             </w:r>
           </w:p>
         </w:tc>
@@ -1476,366 +1476,6 @@
                 <w:sz w:val="17"/>
               </w:rPr>
               <w:t>Soit Bity Gueye dispose d'un acte de naissance soit n'en dispose pas.</w:t>
-            </w:r>
-          </w:p>
-        </w:tc>
-      </w:tr>
-      <w:tr>
-        <w:tc>
-          <w:tcPr>
-            <w:tcW w:type="dxa" w:w="964"/>
-          </w:tcPr>
-          <w:p>
-            <w:r>
-              <w:rPr>
-                <w:b/>
-                <w:i w:val="0"/>
-                <w:color w:val="EA580C"/>
-                <w:sz w:val="16"/>
-              </w:rPr>
-              <w:t>Moyenne</w:t>
-            </w:r>
-          </w:p>
-        </w:tc>
-        <w:tc>
-          <w:tcPr>
-            <w:tcW w:type="dxa" w:w="1247"/>
-          </w:tcPr>
-          <w:p>
-            <w:r>
-              <w:rPr>
-                <w:b/>
-                <w:i w:val="0"/>
-                <w:sz w:val="16"/>
-              </w:rPr>
-              <w:t>S01</w:t>
-              <w:br/>
-            </w:r>
-            <w:r>
-              <w:rPr>
-                <w:b w:val="0"/>
-                <w:i w:val="0"/>
-                <w:color w:val="64748B"/>
-                <w:sz w:val="14"/>
-              </w:rPr>
-              <w:t>Démographie</w:t>
-            </w:r>
-          </w:p>
-        </w:tc>
-        <w:tc>
-          <w:tcPr>
-            <w:tcW w:type="dxa" w:w="1531"/>
-          </w:tcPr>
-          <w:p>
-            <w:r>
-              <w:rPr>
-                <w:b/>
-                <w:i w:val="0"/>
-                <w:color w:val="16A34A"/>
-                <w:sz w:val="16"/>
-              </w:rPr>
-              <w:t>s00q27, s01q03a, s01q03b, s01q03c, s01q00b</w:t>
-            </w:r>
-          </w:p>
-        </w:tc>
-        <w:tc>
-          <w:tcPr>
-            <w:tcW w:type="dxa" w:w="1191"/>
-          </w:tcPr>
-          <w:p>
-            <w:r>
-              <w:rPr>
-                <w:b w:val="0"/>
-                <w:i w:val="0"/>
-                <w:color w:val="64748B"/>
-                <w:sz w:val="16"/>
-              </w:rPr>
-              <w:t>GT-CQ</w:t>
-            </w:r>
-          </w:p>
-        </w:tc>
-        <w:tc>
-          <w:tcPr>
-            <w:tcW w:type="dxa" w:w="4706"/>
-          </w:tcPr>
-          <w:p>
-            <w:r>
-              <w:rPr>
-                <w:b w:val="0"/>
-                <w:i w:val="0"/>
-                <w:sz w:val="17"/>
-              </w:rPr>
-              <w:t>Les informations sur l'acte de naissance (ni Jours, ni mois et ni années) de  Lahat fall  manquent, s'il vous plait pouvez-vous fournir d'effort pour avoir ces informations.</w:t>
-            </w:r>
-          </w:p>
-        </w:tc>
-      </w:tr>
-      <w:tr>
-        <w:tc>
-          <w:tcPr>
-            <w:tcW w:type="dxa" w:w="964"/>
-          </w:tcPr>
-          <w:p>
-            <w:r>
-              <w:rPr>
-                <w:b/>
-                <w:i w:val="0"/>
-                <w:color w:val="EA580C"/>
-                <w:sz w:val="16"/>
-              </w:rPr>
-              <w:t>Moyenne</w:t>
-            </w:r>
-          </w:p>
-        </w:tc>
-        <w:tc>
-          <w:tcPr>
-            <w:tcW w:type="dxa" w:w="1247"/>
-          </w:tcPr>
-          <w:p>
-            <w:r>
-              <w:rPr>
-                <w:b/>
-                <w:i w:val="0"/>
-                <w:sz w:val="16"/>
-              </w:rPr>
-              <w:t>S01</w:t>
-              <w:br/>
-            </w:r>
-            <w:r>
-              <w:rPr>
-                <w:b w:val="0"/>
-                <w:i w:val="0"/>
-                <w:color w:val="64748B"/>
-                <w:sz w:val="14"/>
-              </w:rPr>
-              <w:t>Démographie</w:t>
-            </w:r>
-          </w:p>
-        </w:tc>
-        <w:tc>
-          <w:tcPr>
-            <w:tcW w:type="dxa" w:w="1531"/>
-          </w:tcPr>
-          <w:p>
-            <w:r>
-              <w:rPr>
-                <w:b/>
-                <w:i w:val="0"/>
-                <w:color w:val="16A34A"/>
-                <w:sz w:val="16"/>
-              </w:rPr>
-              <w:t>—</w:t>
-            </w:r>
-          </w:p>
-        </w:tc>
-        <w:tc>
-          <w:tcPr>
-            <w:tcW w:type="dxa" w:w="1191"/>
-          </w:tcPr>
-          <w:p>
-            <w:r>
-              <w:rPr>
-                <w:b w:val="0"/>
-                <w:i w:val="0"/>
-                <w:color w:val="64748B"/>
-                <w:sz w:val="16"/>
-              </w:rPr>
-              <w:t>GT-CQ</w:t>
-            </w:r>
-          </w:p>
-        </w:tc>
-        <w:tc>
-          <w:tcPr>
-            <w:tcW w:type="dxa" w:w="4706"/>
-          </w:tcPr>
-          <w:p>
-            <w:r>
-              <w:rPr>
-                <w:b w:val="0"/>
-                <w:i w:val="0"/>
-                <w:sz w:val="17"/>
-              </w:rPr>
-              <w:t>Soit Lahat fall dispose d'un acte de naissance soit n'en dispose pas.</w:t>
-            </w:r>
-          </w:p>
-        </w:tc>
-      </w:tr>
-      <w:tr>
-        <w:tc>
-          <w:tcPr>
-            <w:tcW w:type="dxa" w:w="964"/>
-          </w:tcPr>
-          <w:p>
-            <w:r>
-              <w:rPr>
-                <w:b/>
-                <w:i w:val="0"/>
-                <w:color w:val="EA580C"/>
-                <w:sz w:val="16"/>
-              </w:rPr>
-              <w:t>Moyenne</w:t>
-            </w:r>
-          </w:p>
-        </w:tc>
-        <w:tc>
-          <w:tcPr>
-            <w:tcW w:type="dxa" w:w="1247"/>
-          </w:tcPr>
-          <w:p>
-            <w:r>
-              <w:rPr>
-                <w:b/>
-                <w:i w:val="0"/>
-                <w:sz w:val="16"/>
-              </w:rPr>
-              <w:t>S01</w:t>
-              <w:br/>
-            </w:r>
-            <w:r>
-              <w:rPr>
-                <w:b w:val="0"/>
-                <w:i w:val="0"/>
-                <w:color w:val="64748B"/>
-                <w:sz w:val="14"/>
-              </w:rPr>
-              <w:t>Démographie</w:t>
-            </w:r>
-          </w:p>
-        </w:tc>
-        <w:tc>
-          <w:tcPr>
-            <w:tcW w:type="dxa" w:w="1531"/>
-          </w:tcPr>
-          <w:p>
-            <w:r>
-              <w:rPr>
-                <w:b/>
-                <w:i w:val="0"/>
-                <w:color w:val="16A34A"/>
-                <w:sz w:val="16"/>
-              </w:rPr>
-              <w:t>s00q27, s01q03a, s01q03b, s01q03c, s01q00b</w:t>
-            </w:r>
-          </w:p>
-        </w:tc>
-        <w:tc>
-          <w:tcPr>
-            <w:tcW w:type="dxa" w:w="1191"/>
-          </w:tcPr>
-          <w:p>
-            <w:r>
-              <w:rPr>
-                <w:b w:val="0"/>
-                <w:i w:val="0"/>
-                <w:color w:val="64748B"/>
-                <w:sz w:val="16"/>
-              </w:rPr>
-              <w:t>GT-CQ</w:t>
-            </w:r>
-          </w:p>
-        </w:tc>
-        <w:tc>
-          <w:tcPr>
-            <w:tcW w:type="dxa" w:w="4706"/>
-          </w:tcPr>
-          <w:p>
-            <w:r>
-              <w:rPr>
-                <w:b w:val="0"/>
-                <w:i w:val="0"/>
-                <w:sz w:val="17"/>
-              </w:rPr>
-              <w:t>Les informations sur l'acte de naissance (ni Jours, ni mois et ni années) de  fatou Seck  manquent, s'il vous plait pouvez-vous fournir d'effort pour avoir ces informations.</w:t>
-            </w:r>
-          </w:p>
-        </w:tc>
-      </w:tr>
-      <w:tr>
-        <w:tc>
-          <w:tcPr>
-            <w:tcW w:type="dxa" w:w="964"/>
-          </w:tcPr>
-          <w:p>
-            <w:r>
-              <w:rPr>
-                <w:b/>
-                <w:i w:val="0"/>
-                <w:color w:val="EA580C"/>
-                <w:sz w:val="16"/>
-              </w:rPr>
-              <w:t>Moyenne</w:t>
-            </w:r>
-          </w:p>
-        </w:tc>
-        <w:tc>
-          <w:tcPr>
-            <w:tcW w:type="dxa" w:w="1247"/>
-          </w:tcPr>
-          <w:p>
-            <w:r>
-              <w:rPr>
-                <w:b/>
-                <w:i w:val="0"/>
-                <w:sz w:val="16"/>
-              </w:rPr>
-              <w:t>S01</w:t>
-              <w:br/>
-            </w:r>
-            <w:r>
-              <w:rPr>
-                <w:b w:val="0"/>
-                <w:i w:val="0"/>
-                <w:color w:val="64748B"/>
-                <w:sz w:val="14"/>
-              </w:rPr>
-              <w:t>Démographie</w:t>
-            </w:r>
-          </w:p>
-        </w:tc>
-        <w:tc>
-          <w:tcPr>
-            <w:tcW w:type="dxa" w:w="1531"/>
-          </w:tcPr>
-          <w:p>
-            <w:r>
-              <w:rPr>
-                <w:b/>
-                <w:i w:val="0"/>
-                <w:color w:val="16A34A"/>
-                <w:sz w:val="16"/>
-              </w:rPr>
-              <w:t>s00q27, s01q03a, s01q03b, s01q03c, s01q00b</w:t>
-            </w:r>
-          </w:p>
-        </w:tc>
-        <w:tc>
-          <w:tcPr>
-            <w:tcW w:type="dxa" w:w="1191"/>
-          </w:tcPr>
-          <w:p>
-            <w:r>
-              <w:rPr>
-                <w:b w:val="0"/>
-                <w:i w:val="0"/>
-                <w:color w:val="64748B"/>
-                <w:sz w:val="16"/>
-              </w:rPr>
-              <w:t>GT-CQ</w:t>
-            </w:r>
-          </w:p>
-        </w:tc>
-        <w:tc>
-          <w:tcPr>
-            <w:tcW w:type="dxa" w:w="4706"/>
-          </w:tcPr>
-          <w:p>
-            <w:r>
-              <w:rPr>
-                <w:b w:val="0"/>
-                <w:i w:val="0"/>
-                <w:sz w:val="17"/>
-              </w:rPr>
-              <w:t>Les informations sur l'acte de naissance (ni Jours, ni mois et ni années) de  ndeye Seck  manquent, s'il vous plait pouvez-vous fournir d'effort pour avoir ces informations.</w:t>
             </w:r>
           </w:p>
         </w:tc>
